--- a/docs/ABDURRAHMAAN_IT401_DEL_5.docx
+++ b/docs/ABDURRAHMAAN_IT401_DEL_5.docx
@@ -1734,7 +1734,7 @@
             <w:szCs w:val="21"/>
           </w:rPr>
           <w:tab/>
-          <w:t xml:space="preserve">20</w:t>
+          <w:t xml:space="preserve">21</w:t>
         </w:r>
       </w:hyperlink>
     </w:p>
@@ -1766,7 +1766,7 @@
             <w:szCs w:val="19"/>
           </w:rPr>
           <w:tab/>
-          <w:t xml:space="preserve">20</w:t>
+          <w:t xml:space="preserve">21</w:t>
         </w:r>
       </w:hyperlink>
     </w:p>
@@ -1798,7 +1798,7 @@
             <w:szCs w:val="19"/>
           </w:rPr>
           <w:tab/>
-          <w:t xml:space="preserve">20</w:t>
+          <w:t xml:space="preserve">21</w:t>
         </w:r>
       </w:hyperlink>
     </w:p>
@@ -2645,7 +2645,7 @@
           <w:sz w:val="21"/>
           <w:szCs w:val="21"/>
         </w:rPr>
-        <w:t xml:space="preserve">Note on later work: since Deliverable 5 the system has grown further — a billing engine, a property map, a redesigned Harare interface, Harare demonstration data, and English, Shona and Arabic interface languages (see Deliverable 4, Appendix C, and the Deliverable 6 report). Today the suite has 231 tests at 82% coverage, and all 31 Deliverable 5 tests still pass. Screenshots in this report were taken from the current application, so they show the newer interface around the Deliverable 5 features.</w:t>
+        <w:t xml:space="preserve">Note on later work: since Deliverable 5 the system has grown further — a billing engine, a property map, a redesigned Harare interface, Harare demonstration data, and English, Shona and Arabic interface languages (see Deliverable 4, Appendix C, and the Deliverable 6 report). Two requirements this report records as met after Deliverable 5 — a tenant history per unit (FR-015) and a maintenance summary per period (FR-036) — were completed in September 2026 (Section 7.3). Today the suite has 244 tests at 83% coverage, and all 31 Deliverable 5 tests still pass. Screenshots in this report were taken from the current application, so they show the newer interface around the Deliverable 5 features.</w:t>
       </w:r>
     </w:p>
     <w:p>
@@ -8459,7 +8459,7 @@
                 <w:sz w:val="18"/>
                 <w:szCs w:val="18"/>
               </w:rPr>
-              <w:t xml:space="preserve">231</w:t>
+              <w:t xml:space="preserve">244</w:t>
             </w:r>
           </w:p>
         </w:tc>
@@ -8483,7 +8483,7 @@
                 <w:sz w:val="18"/>
                 <w:szCs w:val="18"/>
               </w:rPr>
-              <w:t xml:space="preserve">231</w:t>
+              <w:t xml:space="preserve">244</w:t>
             </w:r>
           </w:p>
         </w:tc>
@@ -8531,7 +8531,7 @@
                 <w:sz w:val="18"/>
                 <w:szCs w:val="18"/>
               </w:rPr>
-              <w:t xml:space="preserve">82%</w:t>
+              <w:t xml:space="preserve">83%</w:t>
             </w:r>
           </w:p>
         </w:tc>
@@ -8587,7 +8587,7 @@
           <w:sz w:val="21"/>
           <w:szCs w:val="21"/>
         </w:rPr>
-        <w:t xml:space="preserve">The table traces every functional requirement in the SRS to where it is implemented and a test that proves it. “D3” means it was already met at Deliverable 3; “D5” means Deliverable 5 completed it. Where the application meets a requirement in a different way, or only in part, the table says so.</w:t>
+        <w:t xml:space="preserve">The table traces every functional requirement in the SRS to where it is implemented and a test that proves it. “D3” means it was already met at Deliverable 3; “D5” means Deliverable 5 completed it; “After D5” means it was completed later, in September 2026. Where the application meets a requirement in a different way, the table says so.</w:t>
       </w:r>
     </w:p>
     <w:tbl>
@@ -10598,7 +10598,7 @@
                 <w:sz w:val="18"/>
                 <w:szCs w:val="18"/>
               </w:rPr>
-              <w:t xml:space="preserve">Partial</w:t>
+              <w:t xml:space="preserve">After D5</w:t>
             </w:r>
           </w:p>
         </w:tc>
@@ -10622,7 +10622,7 @@
                 <w:sz w:val="18"/>
                 <w:szCs w:val="18"/>
               </w:rPr>
-              <w:t xml:space="preserve">Every lease is kept; tenant page lists lease history</w:t>
+              <w:t xml:space="preserve">Unit History page (Sept 2026)</w:t>
             </w:r>
           </w:p>
         </w:tc>
@@ -10646,7 +10646,7 @@
                 <w:sz w:val="18"/>
                 <w:szCs w:val="18"/>
               </w:rPr>
-              <w:t xml:space="preserve">No dedicated per-unit history screen yet</w:t>
+              <w:t xml:space="preserve">unit_history_lists_past_and_current_tenants_newest_first</w:t>
             </w:r>
           </w:p>
         </w:tc>
@@ -13276,7 +13276,7 @@
                 <w:sz w:val="18"/>
                 <w:szCs w:val="18"/>
               </w:rPr>
-              <w:t xml:space="preserve">Partial</w:t>
+              <w:t xml:space="preserve">After D5</w:t>
             </w:r>
           </w:p>
         </w:tc>
@@ -13301,7 +13301,7 @@
                 <w:sz w:val="18"/>
                 <w:szCs w:val="18"/>
               </w:rPr>
-              <w:t xml:space="preserve">Report shows open requests and cost per property</w:t>
+              <w:t xml:space="preserve">Reports → Maintenance Summary (Sept 2026)</w:t>
             </w:r>
           </w:p>
         </w:tc>
@@ -13326,7 +13326,7 @@
                 <w:sz w:val="18"/>
                 <w:szCs w:val="18"/>
               </w:rPr>
-              <w:t xml:space="preserve">No per-stage, per-period breakdown yet</w:t>
+              <w:t xml:space="preserve">maintenance_summary_groups_the_six_stages_into_three</w:t>
             </w:r>
           </w:p>
         </w:tc>
@@ -14656,7 +14656,7 @@
                 <w:sz w:val="18"/>
                 <w:szCs w:val="18"/>
               </w:rPr>
-              <w:t xml:space="preserve">Partly met</w:t>
+              <w:t xml:space="preserve">Met after Deliverable 5</w:t>
             </w:r>
           </w:p>
         </w:tc>
@@ -14680,7 +14680,7 @@
                 <w:sz w:val="18"/>
                 <w:szCs w:val="18"/>
               </w:rPr>
-              <w:t xml:space="preserve">2</w:t>
+              <w:t xml:space="preserve">3</w:t>
             </w:r>
           </w:p>
         </w:tc>
@@ -14704,87 +14704,7 @@
                 <w:sz w:val="18"/>
                 <w:szCs w:val="18"/>
               </w:rPr>
-              <w:t xml:space="preserve">FR-015 (no per-unit tenant history screen), FR-036 (no per-stage, per-period maintenance summary)</w:t>
-            </w:r>
-          </w:p>
-        </w:tc>
-      </w:tr>
-      <w:tr>
-        <w:trPr>
-          <w:cantSplit/>
-        </w:trPr>
-        <w:tc>
-          <w:tcPr>
-            <w:tcW w:type="dxa" w:w="2600"/>
-            <w:shd w:fill="F8FAFC" w:color="auto" w:val="clear"/>
-            <w:tcMar>
-              <w:top w:type="dxa" w:w="60"/>
-              <w:left w:type="dxa" w:w="100"/>
-              <w:bottom w:type="dxa" w:w="60"/>
-              <w:right w:type="dxa" w:w="100"/>
-            </w:tcMar>
-            <w:vAlign w:val="center"/>
-          </w:tcPr>
-          <w:p>
-            <w:r>
-              <w:rPr>
-                <w:b w:val="false"/>
-                <w:bCs w:val="false"/>
-                <w:color w:val="1E293B"/>
-                <w:sz w:val="18"/>
-                <w:szCs w:val="18"/>
-              </w:rPr>
-              <w:t xml:space="preserve">Met after Deliverable 5</w:t>
-            </w:r>
-          </w:p>
-        </w:tc>
-        <w:tc>
-          <w:tcPr>
-            <w:tcW w:type="dxa" w:w="900"/>
-            <w:shd w:fill="F8FAFC" w:color="auto" w:val="clear"/>
-            <w:tcMar>
-              <w:top w:type="dxa" w:w="60"/>
-              <w:left w:type="dxa" w:w="100"/>
-              <w:bottom w:type="dxa" w:w="60"/>
-              <w:right w:type="dxa" w:w="100"/>
-            </w:tcMar>
-            <w:vAlign w:val="center"/>
-          </w:tcPr>
-          <w:p>
-            <w:r>
-              <w:rPr>
-                <w:b w:val="false"/>
-                <w:bCs w:val="false"/>
-                <w:color w:val="1E293B"/>
-                <w:sz w:val="18"/>
-                <w:szCs w:val="18"/>
-              </w:rPr>
-              <w:t xml:space="preserve">1</w:t>
-            </w:r>
-          </w:p>
-        </w:tc>
-        <w:tc>
-          <w:tcPr>
-            <w:tcW w:type="dxa" w:w="5860"/>
-            <w:shd w:fill="F8FAFC" w:color="auto" w:val="clear"/>
-            <w:tcMar>
-              <w:top w:type="dxa" w:w="60"/>
-              <w:left w:type="dxa" w:w="100"/>
-              <w:bottom w:type="dxa" w:w="60"/>
-              <w:right w:type="dxa" w:w="100"/>
-            </w:tcMar>
-            <w:vAlign w:val="center"/>
-          </w:tcPr>
-          <w:p>
-            <w:r>
-              <w:rPr>
-                <w:b w:val="false"/>
-                <w:bCs w:val="false"/>
-                <w:color w:val="1E293B"/>
-                <w:sz w:val="18"/>
-                <w:szCs w:val="18"/>
-              </w:rPr>
-              <w:t xml:space="preserve">FR-040 (interface languages, September 2026)</w:t>
+              <w:t xml:space="preserve">FR-015 (tenant history per unit), FR-036 (maintenance summary per period), FR-040 (interface languages) — all September 2026</w:t>
             </w:r>
           </w:p>
         </w:tc>
@@ -14806,7 +14726,7 @@
           <w:sz w:val="21"/>
           <w:szCs w:val="21"/>
         </w:rPr>
-        <w:t xml:space="preserve">All 25 use cases are implemented and tested. Of the 44 functional requirements, 43 were addressed by the end of Deliverable 5 and all 44 are addressed today; the two “different way” items were deliberate design choices, and the two partial items are listed as future work in Section 7.</w:t>
+        <w:t xml:space="preserve">All 25 use cases are implemented and tested. At the end of Deliverable 5, 41 of the 44 functional requirements were met (two of them in a different way by design), FR-015 and FR-036 were met only in part, and FR-040 was not yet built. All 44 are met today: FR-015 and FR-036 gained the screens they were missing, and FR-040 arrived with the interface languages (Section 7.3).</w:t>
       </w:r>
     </w:p>
     <w:p>
@@ -14898,7 +14818,7 @@
           <w:sz w:val="21"/>
           <w:szCs w:val="21"/>
         </w:rPr>
-        <w:t xml:space="preserve">Per-unit tenant history (FR-015): </w:t>
+        <w:t xml:space="preserve">Signed URLs for documents (NFR-012): </w:t>
       </w:r>
       <w:r>
         <w:rPr>
@@ -14906,7 +14826,7 @@
           <w:sz w:val="21"/>
           <w:szCs w:val="21"/>
         </w:rPr>
-        <w:t xml:space="preserve">the data is already kept; a screen listing every past tenant of a unit is a small addition.</w:t>
+        <w:t xml:space="preserve">adopt once uploads move to cloud storage, which storage.py already isolates.</w:t>
       </w:r>
     </w:p>
     <w:p>
@@ -14926,7 +14846,7 @@
           <w:sz w:val="21"/>
           <w:szCs w:val="21"/>
         </w:rPr>
-        <w:t xml:space="preserve">Maintenance summary report (FR-036): </w:t>
+        <w:t xml:space="preserve">Exports of the maintenance summary: </w:t>
       </w:r>
       <w:r>
         <w:rPr>
@@ -14934,35 +14854,7 @@
           <w:sz w:val="21"/>
           <w:szCs w:val="21"/>
         </w:rPr>
-        <w:t xml:space="preserve">add open, in-progress and closed counts per property for a chosen period.</w:t>
-      </w:r>
-    </w:p>
-    <w:p>
-      <w:pPr>
-        <w:pStyle w:val="ListParagraph"/>
-        <w:numPr>
-          <w:ilvl w:val="0"/>
-          <w:numId w:val="2"/>
-        </w:numPr>
-        <w:spacing w:after="90"/>
-      </w:pPr>
-      <w:r>
-        <w:rPr>
-          <w:b/>
-          <w:bCs/>
-          <w:color w:val="1E293B"/>
-          <w:sz w:val="21"/>
-          <w:szCs w:val="21"/>
-        </w:rPr>
-        <w:t xml:space="preserve">Signed URLs for documents (NFR-012): </w:t>
-      </w:r>
-      <w:r>
-        <w:rPr>
-          <w:color w:val="1E293B"/>
-          <w:sz w:val="21"/>
-          <w:szCs w:val="21"/>
-        </w:rPr>
-        <w:t xml:space="preserve">adopt once uploads move to cloud storage, which storage.py already isolates.</w:t>
+        <w:t xml:space="preserve">the new summary (Section 7.3) is on screen only; adding it to the Excel and PDF exports would complete FR-043 for it too.</w:t>
       </w:r>
     </w:p>
     <w:p>
@@ -14996,6 +14888,202 @@
           <w:szCs w:val="21"/>
         </w:rPr>
         <w:t xml:space="preserve">After Deliverable 5, the demonstration and presentation package (Deliverable 6) was produced, and the system was extended with a billing engine (charges, metering, pro rata and variable rent, automated billing, statements, receipts and expenses), a property map, a redesigned interface with Harare photography and demonstration data, and interface languages in English, Shona and Arabic — which also met FR-040. Those additions are described in Deliverable 4, Appendix C, and in the Deliverable 6 report.</w:t>
+      </w:r>
+    </w:p>
+    <w:p>
+      <w:pPr>
+        <w:spacing w:after="180" w:line="276"/>
+        <w:jc w:val="both"/>
+      </w:pPr>
+      <w:r>
+        <w:rPr>
+          <w:color w:val="1E293B"/>
+          <w:sz w:val="21"/>
+          <w:szCs w:val="21"/>
+        </w:rPr>
+        <w:t xml:space="preserve">In September 2026 the two requirements Deliverable 5 had left partly met were completed, with 13 new tests (tests/test_unit_history_and_maintenance_summary.py):</w:t>
+      </w:r>
+    </w:p>
+    <w:p>
+      <w:pPr>
+        <w:pStyle w:val="ListParagraph"/>
+        <w:numPr>
+          <w:ilvl w:val="0"/>
+          <w:numId w:val="2"/>
+        </w:numPr>
+        <w:spacing w:after="90"/>
+      </w:pPr>
+      <w:r>
+        <w:rPr>
+          <w:b/>
+          <w:bCs/>
+          <w:color w:val="1E293B"/>
+          <w:sz w:val="21"/>
+          <w:szCs w:val="21"/>
+        </w:rPr>
+        <w:t xml:space="preserve">Tenant history per unit (FR-015): </w:t>
+      </w:r>
+      <w:r>
+        <w:rPr>
+          <w:color w:val="1E293B"/>
+          <w:sz w:val="21"/>
+          <w:szCs w:val="21"/>
+        </w:rPr>
+        <w:t xml:space="preserve">a History button on every unit opens a list of each tenant who has occupied it — active, terminated and expired leases, newest first — with national ID, lease dates, rent and status (Figure 8). Owners see only their own properties; tenants and staff are refused.</w:t>
+      </w:r>
+    </w:p>
+    <w:p>
+      <w:pPr>
+        <w:pStyle w:val="ListParagraph"/>
+        <w:numPr>
+          <w:ilvl w:val="0"/>
+          <w:numId w:val="2"/>
+        </w:numPr>
+        <w:spacing w:after="90"/>
+      </w:pPr>
+      <w:r>
+        <w:rPr>
+          <w:b/>
+          <w:bCs/>
+          <w:color w:val="1E293B"/>
+          <w:sz w:val="21"/>
+          <w:szCs w:val="21"/>
+        </w:rPr>
+        <w:t xml:space="preserve">Maintenance summary per period (FR-036): </w:t>
+      </w:r>
+      <w:r>
+        <w:rPr>
+          <w:color w:val="1E293B"/>
+          <w:sz w:val="21"/>
+          <w:szCs w:val="21"/>
+        </w:rPr>
+        <w:t xml:space="preserve">the Reports page counts requests raised in a chosen date range as Open (submitted, acknowledged or assigned), In Progress or Closed (completed or closed), per property and in total, defaulting to the current month (Figure 9).</w:t>
+      </w:r>
+    </w:p>
+    <w:p>
+      <w:pPr>
+        <w:keepNext/>
+        <w:spacing w:after="0" w:before="160"/>
+        <w:jc w:val="center"/>
+      </w:pPr>
+      <w:r>
+        <w:drawing>
+          <wp:inline distT="0" distB="0" distL="0" distR="0">
+            <wp:extent cx="5715000" cy="3571875"/>
+            <wp:effectExtent t="0" r="0" b="0" l="0"/>
+            <wp:docPr id="1" name="" descr="" title=""/>
+            <wp:cNvGraphicFramePr>
+              <a:graphicFrameLocks xmlns:a="http://schemas.openxmlformats.org/drawingml/2006/main" noChangeAspect="1"/>
+            </wp:cNvGraphicFramePr>
+            <a:graphic xmlns:a="http://schemas.openxmlformats.org/drawingml/2006/main">
+              <a:graphicData uri="http://schemas.openxmlformats.org/drawingml/2006/picture">
+                <pic:pic xmlns:pic="http://schemas.openxmlformats.org/drawingml/2006/picture">
+                  <pic:nvPicPr>
+                    <pic:cNvPr id="0" name="" descr=""/>
+                    <pic:cNvPicPr>
+                      <a:picLocks noChangeAspect="1" noChangeArrowheads="1"/>
+                    </pic:cNvPicPr>
+                  </pic:nvPicPr>
+                  <pic:blipFill>
+                    <a:blip r:embed="rId15" cstate="none"/>
+                    <a:srcRect/>
+                    <a:stretch>
+                      <a:fillRect/>
+                    </a:stretch>
+                  </pic:blipFill>
+                  <pic:spPr bwMode="auto">
+                    <a:xfrm>
+                      <a:off x="0" y="0"/>
+                      <a:ext cx="5715000" cy="3571875"/>
+                    </a:xfrm>
+                    <a:prstGeom prst="rect">
+                      <a:avLst/>
+                    </a:prstGeom>
+                  </pic:spPr>
+                </pic:pic>
+              </a:graphicData>
+            </a:graphic>
+          </wp:inline>
+        </w:drawing>
+      </w:r>
+    </w:p>
+    <w:p>
+      <w:pPr>
+        <w:spacing w:after="260" w:before="80"/>
+        <w:jc w:val="center"/>
+      </w:pPr>
+      <w:r>
+        <w:rPr>
+          <w:i/>
+          <w:iCs/>
+          <w:color w:val="64748B"/>
+          <w:sz w:val="18"/>
+          <w:szCs w:val="18"/>
+        </w:rPr>
+        <w:t xml:space="preserve">Figure 8: Tenant history for Avondale Heights, Unit 101 (FR-015)</w:t>
+      </w:r>
+    </w:p>
+    <w:p>
+      <w:pPr>
+        <w:keepNext/>
+        <w:spacing w:after="0" w:before="160"/>
+        <w:jc w:val="center"/>
+      </w:pPr>
+      <w:r>
+        <w:drawing>
+          <wp:inline distT="0" distB="0" distL="0" distR="0">
+            <wp:extent cx="5715000" cy="2057400"/>
+            <wp:effectExtent t="0" r="0" b="0" l="0"/>
+            <wp:docPr id="1" name="" descr="" title=""/>
+            <wp:cNvGraphicFramePr>
+              <a:graphicFrameLocks xmlns:a="http://schemas.openxmlformats.org/drawingml/2006/main" noChangeAspect="1"/>
+            </wp:cNvGraphicFramePr>
+            <a:graphic xmlns:a="http://schemas.openxmlformats.org/drawingml/2006/main">
+              <a:graphicData uri="http://schemas.openxmlformats.org/drawingml/2006/picture">
+                <pic:pic xmlns:pic="http://schemas.openxmlformats.org/drawingml/2006/picture">
+                  <pic:nvPicPr>
+                    <pic:cNvPr id="0" name="" descr=""/>
+                    <pic:cNvPicPr>
+                      <a:picLocks noChangeAspect="1" noChangeArrowheads="1"/>
+                    </pic:cNvPicPr>
+                  </pic:nvPicPr>
+                  <pic:blipFill>
+                    <a:blip r:embed="rId16" cstate="none"/>
+                    <a:srcRect/>
+                    <a:stretch>
+                      <a:fillRect/>
+                    </a:stretch>
+                  </pic:blipFill>
+                  <pic:spPr bwMode="auto">
+                    <a:xfrm>
+                      <a:off x="0" y="0"/>
+                      <a:ext cx="5715000" cy="2057400"/>
+                    </a:xfrm>
+                    <a:prstGeom prst="rect">
+                      <a:avLst/>
+                    </a:prstGeom>
+                  </pic:spPr>
+                </pic:pic>
+              </a:graphicData>
+            </a:graphic>
+          </wp:inline>
+        </w:drawing>
+      </w:r>
+    </w:p>
+    <w:p>
+      <w:pPr>
+        <w:spacing w:after="260" w:before="80"/>
+        <w:jc w:val="center"/>
+      </w:pPr>
+      <w:r>
+        <w:rPr>
+          <w:i/>
+          <w:iCs/>
+          <w:color w:val="64748B"/>
+          <w:sz w:val="18"/>
+          <w:szCs w:val="18"/>
+        </w:rPr>
+        <w:t xml:space="preserve">Figure 9: Maintenance Summary on the Reports page (FR-036)</w:t>
       </w:r>
     </w:p>
     <w:p>
@@ -15819,6 +15907,163 @@
                 <w:szCs w:val="18"/>
               </w:rPr>
               <w:t xml:space="preserve">Reports → Export Excel</w:t>
+            </w:r>
+          </w:p>
+        </w:tc>
+      </w:tr>
+      <w:tr>
+        <w:trPr>
+          <w:cantSplit/>
+        </w:trPr>
+        <w:tc>
+          <w:tcPr>
+            <w:tcW w:type="dxa" w:w="2800"/>
+            <w:tcMar>
+              <w:top w:type="dxa" w:w="60"/>
+              <w:left w:type="dxa" w:w="100"/>
+              <w:bottom w:type="dxa" w:w="60"/>
+              <w:right w:type="dxa" w:w="100"/>
+            </w:tcMar>
+            <w:vAlign w:val="center"/>
+          </w:tcPr>
+          <w:p>
+            <w:r>
+              <w:rPr>
+                <w:b w:val="false"/>
+                <w:bCs w:val="false"/>
+                <w:color w:val="1E293B"/>
+                <w:sz w:val="18"/>
+                <w:szCs w:val="18"/>
+              </w:rPr>
+              <w:t xml:space="preserve">Tenant history per unit (after D5)</w:t>
+            </w:r>
+          </w:p>
+        </w:tc>
+        <w:tc>
+          <w:tcPr>
+            <w:tcW w:type="dxa" w:w="2400"/>
+            <w:tcMar>
+              <w:top w:type="dxa" w:w="60"/>
+              <w:left w:type="dxa" w:w="100"/>
+              <w:bottom w:type="dxa" w:w="60"/>
+              <w:right w:type="dxa" w:w="100"/>
+            </w:tcMar>
+            <w:vAlign w:val="center"/>
+          </w:tcPr>
+          <w:p>
+            <w:r>
+              <w:rPr>
+                <w:b w:val="false"/>
+                <w:bCs w:val="false"/>
+                <w:color w:val="1E293B"/>
+                <w:sz w:val="18"/>
+                <w:szCs w:val="18"/>
+              </w:rPr>
+              <w:t xml:space="preserve">owner@rentalpro.com</w:t>
+            </w:r>
+          </w:p>
+        </w:tc>
+        <w:tc>
+          <w:tcPr>
+            <w:tcW w:type="dxa" w:w="4160"/>
+            <w:tcMar>
+              <w:top w:type="dxa" w:w="60"/>
+              <w:left w:type="dxa" w:w="100"/>
+              <w:bottom w:type="dxa" w:w="60"/>
+              <w:right w:type="dxa" w:w="100"/>
+            </w:tcMar>
+            <w:vAlign w:val="center"/>
+          </w:tcPr>
+          <w:p>
+            <w:r>
+              <w:rPr>
+                <w:b w:val="false"/>
+                <w:bCs w:val="false"/>
+                <w:color w:val="1E293B"/>
+                <w:sz w:val="18"/>
+                <w:szCs w:val="18"/>
+              </w:rPr>
+              <w:t xml:space="preserve">Properties → a property → History on a unit</w:t>
+            </w:r>
+          </w:p>
+        </w:tc>
+      </w:tr>
+      <w:tr>
+        <w:trPr>
+          <w:cantSplit/>
+        </w:trPr>
+        <w:tc>
+          <w:tcPr>
+            <w:tcW w:type="dxa" w:w="2800"/>
+            <w:shd w:fill="F8FAFC" w:color="auto" w:val="clear"/>
+            <w:tcMar>
+              <w:top w:type="dxa" w:w="60"/>
+              <w:left w:type="dxa" w:w="100"/>
+              <w:bottom w:type="dxa" w:w="60"/>
+              <w:right w:type="dxa" w:w="100"/>
+            </w:tcMar>
+            <w:vAlign w:val="center"/>
+          </w:tcPr>
+          <w:p>
+            <w:r>
+              <w:rPr>
+                <w:b w:val="false"/>
+                <w:bCs w:val="false"/>
+                <w:color w:val="1E293B"/>
+                <w:sz w:val="18"/>
+                <w:szCs w:val="18"/>
+              </w:rPr>
+              <w:t xml:space="preserve">Maintenance summary (after D5)</w:t>
+            </w:r>
+          </w:p>
+        </w:tc>
+        <w:tc>
+          <w:tcPr>
+            <w:tcW w:type="dxa" w:w="2400"/>
+            <w:shd w:fill="F8FAFC" w:color="auto" w:val="clear"/>
+            <w:tcMar>
+              <w:top w:type="dxa" w:w="60"/>
+              <w:left w:type="dxa" w:w="100"/>
+              <w:bottom w:type="dxa" w:w="60"/>
+              <w:right w:type="dxa" w:w="100"/>
+            </w:tcMar>
+            <w:vAlign w:val="center"/>
+          </w:tcPr>
+          <w:p>
+            <w:r>
+              <w:rPr>
+                <w:b w:val="false"/>
+                <w:bCs w:val="false"/>
+                <w:color w:val="1E293B"/>
+                <w:sz w:val="18"/>
+                <w:szCs w:val="18"/>
+              </w:rPr>
+              <w:t xml:space="preserve">owner@rentalpro.com</w:t>
+            </w:r>
+          </w:p>
+        </w:tc>
+        <w:tc>
+          <w:tcPr>
+            <w:tcW w:type="dxa" w:w="4160"/>
+            <w:shd w:fill="F8FAFC" w:color="auto" w:val="clear"/>
+            <w:tcMar>
+              <w:top w:type="dxa" w:w="60"/>
+              <w:left w:type="dxa" w:w="100"/>
+              <w:bottom w:type="dxa" w:w="60"/>
+              <w:right w:type="dxa" w:w="100"/>
+            </w:tcMar>
+            <w:vAlign w:val="center"/>
+          </w:tcPr>
+          <w:p>
+            <w:r>
+              <w:rPr>
+                <w:b w:val="false"/>
+                <w:bCs w:val="false"/>
+                <w:color w:val="1E293B"/>
+                <w:sz w:val="18"/>
+                <w:szCs w:val="18"/>
+              </w:rPr>
+              <w:t xml:space="preserve">Reports → Maintenance Summary → choose dates → Apply</w:t>
             </w:r>
           </w:p>
         </w:tc>

--- a/docs/ABDURRAHMAAN_IT401_DEL_5.docx
+++ b/docs/ABDURRAHMAAN_IT401_DEL_5.docx
@@ -2645,7 +2645,7 @@
           <w:sz w:val="21"/>
           <w:szCs w:val="21"/>
         </w:rPr>
-        <w:t xml:space="preserve">Note on later work: since Deliverable 5 the system has grown further — a billing engine, a property map, a redesigned Harare interface, Harare demonstration data, and English, Shona and Arabic interface languages (see Deliverable 4, Appendix C, and the Deliverable 6 report). Two requirements this report records as met after Deliverable 5 — a tenant history per unit (FR-015) and a maintenance summary per period (FR-036) — were completed in September 2026 (Section 7.3). Today the suite has 244 tests at 83% coverage, and all 31 Deliverable 5 tests still pass. Screenshots in this report were taken from the current application, so they show the newer interface around the Deliverable 5 features.</w:t>
+        <w:t>Note on later work: since Deliverable 5 the system has grown further — a billing engine, a property map, a redesigned Harare interface, Harare demonstration data, and English, Shona and Arabic interface languages (see Deliverable 4, Appendix C, and the Deliverable 6 report). Two requirements this report records as met after Deliverable 5 — a tenant history per unit (FR-015) and a maintenance summary per period (FR-036) — were completed in September 2026 (Section 7.3). Today the suite has 298 tests at 85% coverage, and all 31 Deliverable 5 tests still pass. Screenshots in this report were taken from the current application, so they show the newer interface around the Deliverable 5 features. Since then, Arabic has been extended to every screen, message, email, SMS and PDF, every amount shows its currency, and the system has been hardened for production with security headers, a required secret key, Alembic database migrations and optional S3 file storage (see the Deliverable 6 final report, Section 3.6).</w:t>
       </w:r>
     </w:p>
     <w:p>
@@ -8459,7 +8459,7 @@
                 <w:sz w:val="18"/>
                 <w:szCs w:val="18"/>
               </w:rPr>
-              <w:t xml:space="preserve">244</w:t>
+              <w:t>298</w:t>
             </w:r>
           </w:p>
         </w:tc>
@@ -8483,7 +8483,7 @@
                 <w:sz w:val="18"/>
                 <w:szCs w:val="18"/>
               </w:rPr>
-              <w:t xml:space="preserve">244</w:t>
+              <w:t>298</w:t>
             </w:r>
           </w:p>
         </w:tc>
@@ -8531,7 +8531,7 @@
                 <w:sz w:val="18"/>
                 <w:szCs w:val="18"/>
               </w:rPr>
-              <w:t xml:space="preserve">83%</w:t>
+              <w:t>85%</w:t>
             </w:r>
           </w:p>
         </w:tc>

--- a/docs/ABDURRAHMAAN_IT401_DEL_5.docx
+++ b/docs/ABDURRAHMAAN_IT401_DEL_5.docx
@@ -2034,7 +2034,7 @@
           <w:sz w:val="21"/>
           <w:szCs w:val="21"/>
         </w:rPr>
-        <w:t xml:space="preserve">Once the code was complete, Deliverables 3 and 4 were re-audited against it and their text, diagrams and figures corrected.</w:t>
+        <w:t xml:space="preserve"> Once the code was complete, every figure in this report was produced by running it. The earlier reports keep the figures of the builds they were submitted with — Deliverable 3 and Deliverable 4 each record 93 tests at 77% coverage — and each has a closing section summarising what changed afterwards.</w:t>
       </w:r>
     </w:p>
     <w:p>
@@ -2517,7 +2517,7 @@
                 <w:sz w:val="18"/>
                 <w:szCs w:val="18"/>
               </w:rPr>
-              <w:t xml:space="preserve">—</w:t>
+              <w:t>77%</w:t>
             </w:r>
           </w:p>
         </w:tc>
@@ -8435,7 +8435,7 @@
                 <w:sz w:val="18"/>
                 <w:szCs w:val="18"/>
               </w:rPr>
-              <w:t xml:space="preserve">Full suite today (September 2026)</w:t>
+              <w:t>Full suite today (October 2026)</w:t>
             </w:r>
           </w:p>
         </w:tc>

--- a/docs/ABDURRAHMAAN_IT401_DEL_5.docx
+++ b/docs/ABDURRAHMAAN_IT401_DEL_5.docx
@@ -2034,7 +2034,7 @@
           <w:sz w:val="21"/>
           <w:szCs w:val="21"/>
         </w:rPr>
-        <w:t xml:space="preserve"> Once the code was complete, every figure in this report was produced by running it. The earlier reports keep the figures of the builds they were submitted with — Deliverable 3 and Deliverable 4 each record 93 tests at 77% coverage — and each has a closing section summarising what changed afterwards.</w:t>
+        <w:t xml:space="preserve"> Once the code was complete, every figure in this report was produced by running it. The earlier reports keep the figures of the build they were submitted with: Deliverable 3 stands exactly as submitted, recording 93 tests at 77% coverage, and Deliverable 4 records the same figures, with a closing appendix on what changed afterwards.</w:t>
       </w:r>
     </w:p>
     <w:p>
@@ -14779,7 +14779,7 @@
           <w:sz w:val="21"/>
           <w:szCs w:val="21"/>
         </w:rPr>
-        <w:t xml:space="preserve">Deliverable 5 took RentalPro from “every use case works” to “every requirement has been checked”. Eleven gaps were closed — unit editing, photos, maintenance photos, ID documents, lease downloads, blacklisting, user management, staff accounts, late fees, CSV export and Excel export — each with its own tests, access control and audit logging, and without adding a single table or breaking an existing test. The suite grew from 93 to 124 tests at 79% coverage, and the Deliverable 3 and 4 documents were corrected to match the code.</w:t>
+        <w:t>Deliverable 5 took RentalPro from “every use case works” to “every requirement has been checked”. Eleven gaps were closed — unit editing, photos, maintenance photos, ID documents, lease downloads, blacklisting, user management, staff accounts, late fees, CSV export and Excel export — each with its own tests, access control and audit logging, and without adding a single table or breaking an existing test. The suite grew from 93 to 124 tests at 79% coverage, while the Deliverable 3 and 4 reports keep the figures they were submitted with.</w:t>
       </w:r>
     </w:p>
     <w:p>
